--- a/Documentation/course_submissions/HW_Unit_Tests_Report.docx
+++ b/Documentation/course_submissions/HW_Unit_Tests_Report.docx
@@ -7443,7 +7443,7 @@
                 <w:sz w:val="18"/>
                 <w:szCs w:val="18"/>
               </w:rPr>
-              <w:t xml:space="preserve">Sign-in OK, the value read back matches every time, delete OK. Average read well under 1 s (the display checks /command once a second).</w:t>
+              <w:t>Sign-in OK, the value read back matches every time, delete OK. Average read well under 1 s (the display checks /commands every 2 s).</w:t>
             </w:r>
           </w:p>
         </w:tc>
